--- a/docs/RCA-Agent-포트폴리오-v2.docx
+++ b/docs/RCA-Agent-포트폴리오-v2.docx
@@ -53,241 +53,159 @@
     </w:p>
     <w:p>
       <w:pPr>
-        <w:spacing w:after="160" w:line="300" w:lineRule="auto"/>
         <w:snapToGrid w:val="0"/>
-      </w:pPr>
-      <w:r>
+        <w:spacing w:after="120" w:line="300" w:lineRule="auto"/>
         <w:rPr>
           <w:b/>
           <w:bCs/>
-          <w:sz w:val="20"/>
-          <w:szCs w:val="20"/>
-        </w:rPr>
-        <w:t xml:space="preserve">실제 장애를 재현하고 측정하며, 관측 → 분석 → 평가의 병목을 단계적으로 찾아 개선했습니다.</w:t>
-      </w:r>
-    </w:p>
-    <w:p>
-      <w:pPr>
-        <w:spacing w:after="120" w:line="300" w:lineRule="auto"/>
-        <w:snapToGrid w:val="0"/>
-      </w:pPr>
-      <w:r>
-        <w:rPr>
-          <w:sz w:val="20"/>
-          <w:szCs w:val="20"/>
-        </w:rPr>
-        <w:t xml:space="preserve">장애 원인 분석을 자동화하기 위해 Brave 기반 Trace와 Loki Log, Prometheus Metric을 연계해 장애 원인을 분석하는 RCA-Agent를 구축했습니다.</w:t>
-      </w:r>
-    </w:p>
-    <w:p>
-      <w:pPr>
-        <w:spacing w:after="120" w:line="300" w:lineRule="auto"/>
-        <w:snapToGrid w:val="0"/>
-      </w:pPr>
-      <w:r>
-        <w:rPr>
-          <w:sz w:val="20"/>
-          <w:szCs w:val="20"/>
-        </w:rPr>
-        <w:t xml:space="preserve">실제 장애 상황을 직접 만들고 동일한 조건에서 반복 평가할 수 있는 기준과 채점 체계를 먼저 마련했습니다. 이후 각 회차의 결과를 분석해 Agent가 틀린 이유를 데이터와 수치로 역추적하고, 확인된 문제점을 분석하여 다음 개선 대상으로 삼았습니다.</w:t>
-      </w:r>
-    </w:p>
-    <w:p>
-      <w:pPr>
-        <w:spacing w:after="200" w:line="300" w:lineRule="auto"/>
-        <w:snapToGrid w:val="0"/>
-      </w:pPr>
-      <w:r>
-        <w:rPr>
-          <w:sz w:val="20"/>
-          <w:szCs w:val="20"/>
-        </w:rPr>
-        <w:t xml:space="preserve">관측 도구와 데이터 구조를 비교·검증하고 → 장애를 재현해 Baseline을 만들고 → 실험 결과를 채점하고 → 실패 원인을 분석하고 → 개선 후 다시 검증하는 과정을 반복했습니다.</w:t>
-      </w:r>
-    </w:p>
-    <w:p>
-      <w:pPr>
-        <w:spacing w:after="200" w:line="300" w:lineRule="auto"/>
-        <w:snapToGrid w:val="0"/>
+        </w:rPr>
       </w:pPr>
       <w:r>
         <w:rPr>
           <w:b/>
           <w:bCs/>
-          <w:sz w:val="20"/>
-          <w:szCs w:val="20"/>
-        </w:rPr>
-        <w:t xml:space="preserve">① 관측 부족</w:t>
-      </w:r>
-      <w:r>
-        <w:rPr>
-          <w:sz w:val="20"/>
-          <w:szCs w:val="20"/>
-        </w:rPr>
-        <w:br/>
-      </w:r>
-      <w:r>
-        <w:rPr>
-          <w:sz w:val="20"/>
-          <w:szCs w:val="20"/>
-        </w:rPr>
-        <w:t xml:space="preserve">실제 장애 원인에 필요한 정보가 관측 시스템에는 존재하지만 Agent의 분석 컨텍스트까지 전달되지 않는 문제를 발견했습니다.</w:t>
-      </w:r>
-      <w:r>
-        <w:rPr>
-          <w:sz w:val="20"/>
-          <w:szCs w:val="20"/>
-        </w:rPr>
-        <w:br/>
-      </w:r>
-      <w:r>
-        <w:rPr>
-          <w:color w:val="404040"/>
-          <w:sz w:val="20"/>
-          <w:szCs w:val="20"/>
-        </w:rPr>
-        <w:t xml:space="preserve">→ Stack Trace 수집, Trace 관계 및 연관 Trace 탐색 등 관측 파이프라인 개선</w:t>
-      </w:r>
-    </w:p>
-    <w:p>
-      <w:pPr>
-        <w:spacing w:after="200" w:line="300" w:lineRule="auto"/>
+        </w:rPr>
+        <w:t>실제 장애를 재현하고 측정하며, 관측 → 분석 → 평가의 병목을 단계적으로 개선했습니다.</w:t>
+      </w:r>
+    </w:p>
+    <w:p>
+      <w:pPr>
         <w:snapToGrid w:val="0"/>
-      </w:pPr>
+        <w:spacing w:after="120" w:line="300" w:lineRule="auto"/>
+      </w:pPr>
+      <w:r>
+        <w:t>Tempo Trace · Loki Log · Mimir Metric을 연계한 RCA-Agent를 구축했습니다. Trace는 Brave로 계측하고, 실제 장애를 재현해 기준선과 채점 기준을 마련했습니다.</w:t>
+      </w:r>
+    </w:p>
+    <w:p>
+      <w:pPr>
+        <w:snapToGrid w:val="0"/>
+        <w:spacing w:after="120" w:line="300" w:lineRule="auto"/>
+      </w:pPr>
+      <w:r>
+        <w:t>이후 반복 실험을 통해 결과가 틀리는 원인을 역추적했습니다. 관측 데이터가 부족한 문제부터, 무관한 정보가 분석 컨텍스트를 잠식하는 문제, 평가 기준 자체의 결함까지 단계적으로 발견하고 개선했습니다.</w:t>
+      </w:r>
+    </w:p>
+    <w:p>
+      <w:pPr>
+        <w:snapToGrid w:val="0"/>
+        <w:spacing w:after="120" w:line="300" w:lineRule="auto"/>
+      </w:pPr>
+      <w:r>
+        <w:t>재현 → 측정 → 분석 → 개선 → 재검증을 반복하며, 단순히 Agent의 성능을 높이는 데 그치지 않고 관측 데이터·분석 컨텍스트·평가 체계까지 직접 검증하고 개선했습니다.</w:t>
+      </w:r>
+    </w:p>
+    <w:p>
+      <w:pPr>
+        <w:pStyle w:val="1"/>
+      </w:pPr>
+      <w:r>
+        <w:t>1. 문제 정의와 시스템 설계</w:t>
+      </w:r>
+    </w:p>
+    <w:p>
+      <w:pPr>
+        <w:pStyle w:val="2"/>
+        <w:rPr>
+          <w:rFonts w:hint="eastAsia"/>
+        </w:rPr>
+      </w:pPr>
+      <w:r>
+        <w:t xml:space="preserve">1.1 </w:t>
+      </w:r>
+      <w:r>
+        <w:rPr>
+          <w:rFonts w:hint="eastAsia"/>
+        </w:rPr>
+        <w:t>문제 정의</w:t>
+      </w:r>
+    </w:p>
+    <w:p>
+      <w:pPr>
+        <w:spacing w:after="120" w:line="300" w:lineRule="auto"/>
+      </w:pPr>
+      <w:r>
+        <w:t>장애가 발생하면 로그를 찾아보고, 모니터링 지표를 확인하고, Trace를 따라가며 원인을 좁혀야 합니다. 하지만 각 도구에서 필요한 정보를 직접 찾아 서로 연결</w:t>
+      </w:r>
+      <w:r>
+        <w:rPr>
+          <w:rFonts w:hint="eastAsia"/>
+        </w:rPr>
+        <w:t>하는 작업이 필요했으며</w:t>
+      </w:r>
+      <w:r>
+        <w:t>, 장애가 발생할 때마다 비슷한 조사 과정을 반복해야 했습니다.</w:t>
+      </w:r>
+    </w:p>
+    <w:p>
+      <w:pPr>
+        <w:spacing w:after="120" w:line="300" w:lineRule="auto"/>
+      </w:pPr>
+      <w:r>
+        <w:t>장애가 발생할 때마다 반복되는 로그·모니터링·Trace 조사를 자동화해, 원인을 찾는 데 걸리는 시간과 수작업을 줄이고자 했습니다.</w:t>
+      </w:r>
+    </w:p>
+    <w:p>
+      <w:pPr>
+        <w:pStyle w:val="2"/>
+      </w:pPr>
+      <w:r>
+        <w:t>1.2 아키텍처와 핵심 설계 원칙</w:t>
+      </w:r>
+    </w:p>
+    <w:p>
+      <w:pPr>
+        <w:spacing w:after="120" w:line="300" w:lineRule="auto"/>
+      </w:pPr>
+      <w:r>
+        <w:t xml:space="preserve">RCA-Agent는 장애 상황을 입력받아 </w:t>
+      </w:r>
       <w:r>
         <w:rPr>
           <w:b/>
           <w:bCs/>
-          <w:sz w:val="20"/>
-          <w:szCs w:val="20"/>
-        </w:rPr>
-        <w:t xml:space="preserve">② 토큰 과다</w:t>
-      </w:r>
-      <w:r>
-        <w:rPr>
-          <w:sz w:val="20"/>
-          <w:szCs w:val="20"/>
-        </w:rPr>
-        <w:br/>
-      </w:r>
-      <w:r>
-        <w:rPr>
-          <w:sz w:val="20"/>
-          <w:szCs w:val="20"/>
-        </w:rPr>
-        <w:t xml:space="preserve">관측 범위를 넓힌 결과 분석 정확도는 개선됐지만, 분석 단계가 전체 토큰의 98%를 차지하는 새로운 병목을 발견했습니다.</w:t>
-      </w:r>
-      <w:r>
-        <w:rPr>
-          <w:sz w:val="20"/>
-          <w:szCs w:val="20"/>
-        </w:rPr>
-        <w:br/>
-      </w:r>
-      <w:r>
-        <w:rPr>
-          <w:color w:val="404040"/>
-          <w:sz w:val="20"/>
-          <w:szCs w:val="20"/>
-        </w:rPr>
-        <w:t xml:space="preserve">→ 실제 Evidence 사용량을 분석해 불필요한 로그·Trace 데이터를 제거하면서 필요한 근거는 보존하도록 컨텍스트 최적화</w:t>
-      </w:r>
-    </w:p>
-    <w:p>
-      <w:pPr>
-        <w:spacing w:after="240" w:line="300" w:lineRule="auto"/>
-        <w:snapToGrid w:val="0"/>
-      </w:pPr>
+        </w:rPr>
+        <w:t>장애 범위를 먼저 좁힌 뒤, 필요한 관측 데이터만 모아 원인을 분석하는 구조​</w:t>
+      </w:r>
+      <w:r>
+        <w:t>로 설계했습니다.</w:t>
+      </w:r>
+    </w:p>
+    <w:p>
+      <w:pPr>
+        <w:spacing w:after="120" w:line="300" w:lineRule="auto"/>
+      </w:pPr>
+      <w:r>
+        <w:t xml:space="preserve">자연어로 장애 상황을 입력하거나 Trace ID를 지정하면, 먼저 Trace·Log·Metric을 넓게 탐색해 </w:t>
+      </w:r>
       <w:r>
         <w:rPr>
           <w:b/>
           <w:bCs/>
-          <w:sz w:val="20"/>
-          <w:szCs w:val="20"/>
-        </w:rPr>
-        <w:t xml:space="preserve">③ 판단 품질</w:t>
-      </w:r>
-      <w:r>
-        <w:rPr>
-          <w:sz w:val="20"/>
-          <w:szCs w:val="20"/>
-        </w:rPr>
-        <w:br/>
-      </w:r>
-      <w:r>
-        <w:rPr>
-          <w:sz w:val="20"/>
-          <w:szCs w:val="20"/>
-        </w:rPr>
-        <w:t xml:space="preserve">데이터와 분석 비용을 개선한 이후에도 결과를 평가하며 원인과 근거의 연결, 대응 방향의 일관성에 문제가 있음을 확인했습니다.</w:t>
-      </w:r>
-      <w:r>
-        <w:rPr>
-          <w:sz w:val="20"/>
-          <w:szCs w:val="20"/>
-        </w:rPr>
-        <w:br/>
-      </w:r>
-      <w:r>
-        <w:rPr>
-          <w:color w:val="404040"/>
-          <w:sz w:val="20"/>
-          <w:szCs w:val="20"/>
-        </w:rPr>
-        <w:t xml:space="preserve">→ 평가 결과를 바탕으로 프롬프트가 아닌 출력 계약(Output Contract) 관점에서 판단 구조를 개선</w:t>
-      </w:r>
-    </w:p>
-    <w:p>
-      <w:pPr>
-        <w:spacing w:after="240" w:line="300" w:lineRule="auto"/>
-        <w:snapToGrid w:val="0"/>
-      </w:pPr>
+        </w:rPr>
+        <w:t>장애 시간과 관련 서비스를 찾습니다.</w:t>
+      </w:r>
+      <w:r>
+        <w:t xml:space="preserve"> 이후 해당 범위의 데이터를 Tempo·Loki·Mimir에서 수집하고, 이를 근거로 LLM이 ​</w:t>
+      </w:r>
       <w:r>
         <w:rPr>
           <w:b/>
           <w:bCs/>
-          <w:sz w:val="20"/>
-          <w:szCs w:val="20"/>
-        </w:rPr>
-        <w:t xml:space="preserve">문제를 추측하지 않고, 재현 → 측정 → 분석 → 개선 → 재검증하며 관측 데이터부터 분석 비용과 추론 결과까지 단계적으로 개선했습니다.</w:t>
-      </w:r>
-    </w:p>
-    <w:p>
-      <w:pPr>
-        <w:pStyle w:val="1"/>
-      </w:pPr>
-      <w:r>
-        <w:t>1. 문제 정의와 시스템 설계</w:t>
-      </w:r>
-    </w:p>
-    <w:p>
-      <w:pPr>
-        <w:pStyle w:val="2"/>
-      </w:pPr>
-      <w:r>
-        <w:t xml:space="preserve">1.1 왜 </w:t>
-      </w:r>
-      <w:proofErr w:type="gramStart"/>
-      <w:r>
-        <w:t>만들었나</w:t>
-      </w:r>
-      <w:proofErr w:type="gramEnd"/>
+        </w:rPr>
+        <w:t>장애 원인과 대응 방향을 판단합니다.</w:t>
+      </w:r>
     </w:p>
     <w:p>
       <w:pPr>
         <w:spacing w:after="120" w:line="300" w:lineRule="auto"/>
       </w:pPr>
       <w:r>
-        <w:t>장애 조사는 순서가 정해져 있습니다. 시간대를 좁히고, Trace에서 이상 구간을 찾고, 같은 traceId의 Log를 붙이고, Metric으로 영향 범위를 확인합니다. 문제는 이 과정이 장애마다 반복되고, 세 신호의 관계를 매번 사람이 직접 연결해야 한다는 점입니다. 이 정형 작업을 자동화하되 목표를 "원인 맞히기"로 두지 않았습니다. Root Cause와 이를 뒷받침하는 Evidence를 함께 제시해야 실제 운영에서 쓸 수 있기 때문입니다. 검증할 수 없는 출력은 운영에 쓰지 못합니다.</w:t>
-      </w:r>
-    </w:p>
-    <w:p>
-      <w:pPr>
-        <w:pStyle w:val="2"/>
-      </w:pPr>
-      <w:r>
-        <w:lastRenderedPageBreak/>
-        <w:t>1.2 아키텍처와 핵심 설계 원칙</w:t>
+        <w:rPr>
+          <w:b/>
+          <w:bCs/>
+        </w:rPr>
+        <w:t>장애 입력 → 범위 탐색 → 데이터 수집 → LLM 분석</w:t>
       </w:r>
     </w:p>
     <w:p>
@@ -295,57 +213,47 @@
         <w:spacing w:after="120" w:line="300" w:lineRule="auto"/>
       </w:pPr>
       <w:r>
-        <w:t xml:space="preserve">입력은 두 가지입니다 - </w:t>
-      </w:r>
-      <w:r>
-        <w:rPr>
-          <w:rFonts w:ascii="Consolas" w:eastAsia="Consolas" w:hAnsi="Consolas" w:cs="Consolas"/>
-        </w:rPr>
-        <w:t>POST /investigate</w:t>
-      </w:r>
-      <w:r>
-        <w:t xml:space="preserve">(자연어)와 </w:t>
-      </w:r>
-      <w:r>
-        <w:rPr>
-          <w:rFonts w:ascii="Consolas" w:eastAsia="Consolas" w:hAnsi="Consolas" w:cs="Consolas"/>
-        </w:rPr>
-        <w:t>POST /diagnose</w:t>
-      </w:r>
-      <w:r>
-        <w:t>(traceId). Triage가 Trace(error · slow</w:t>
-      </w:r>
-      <w:proofErr w:type="gramStart"/>
-      <w:r>
-        <w:t>) /</w:t>
-      </w:r>
-      <w:proofErr w:type="gramEnd"/>
-      <w:r>
-        <w:t xml:space="preserve"> Log </w:t>
-      </w:r>
-      <w:proofErr w:type="gramStart"/>
-      <w:r>
-        <w:t>광역 /</w:t>
-      </w:r>
-      <w:proofErr w:type="gramEnd"/>
-      <w:r>
-        <w:t xml:space="preserve"> Metric 이상의 3채널을 스윕해 Signal을 Incident 후보(시간창 · 대상 서비스 · 후보 traceId)로 만들고, Collector가 Tempo · Loki · Mimir에서 Evidence를 수집한 뒤, 단일 패스 LLM이 최종 Report를 냅니다.</w:t>
+        <w:t xml:space="preserve">핵심은 </w:t>
+      </w:r>
+      <w:r>
+        <w:rPr>
+          <w:b/>
+          <w:bCs/>
+        </w:rPr>
+        <w:t>처음부터 모든 데이터를 LLM에 전달하지 않는 것</w:t>
+      </w:r>
+      <w:r>
+        <w:t>입니다.</w:t>
+      </w:r>
+      <w:r>
+        <w:br/>
+      </w:r>
+      <w:r>
+        <w:rPr>
+          <w:b/>
+          <w:bCs/>
+        </w:rPr>
+        <w:t>탐색은 코드로, 판단은 LLM으로 분리해</w:t>
+      </w:r>
+      <w:r>
+        <w:t xml:space="preserve"> 불필요한 데이터를 줄이고, 문제가 발생했을 때 데이터 수집과 AI 판단 중 어느 단계에서 문제가 발생했는지도 구분할 수 있도록 했습니다.</w:t>
       </w:r>
     </w:p>
     <w:p>
       <w:pPr>
         <w:spacing w:before="120" w:after="60"/>
         <w:jc w:val="center"/>
-      </w:pPr>
-      <w:r>
-        <w:rPr>
-          <w:noProof/>
-        </w:rPr>
+        <w:rPr>
+          <w:rFonts w:hint="eastAsia"/>
+        </w:rPr>
+      </w:pPr>
+      <w:r>
+        <w:lastRenderedPageBreak/>
         <w:drawing>
-          <wp:inline distT="0" distB="0" distL="0" distR="0" wp14:anchorId="4E5828CB" wp14:editId="2721E590">
-            <wp:extent cx="3619500" cy="1714500"/>
-            <wp:effectExtent l="0" t="0" r="0" b="0"/>
-            <wp:docPr id="1" name="그림 1"/>
+          <wp:inline distT="0" distB="0" distL="0" distR="0" wp14:anchorId="5FB2AA71" wp14:editId="250A390B">
+            <wp:extent cx="5909310" cy="3409315"/>
+            <wp:effectExtent l="0" t="0" r="0" b="635"/>
+            <wp:docPr id="1738092101" name="그림 2"/>
             <wp:cNvGraphicFramePr>
               <a:graphicFrameLocks xmlns:a="http://schemas.openxmlformats.org/drawingml/2006/main" noChangeAspect="1"/>
             </wp:cNvGraphicFramePr>
@@ -353,13 +261,19 @@
               <a:graphicData uri="http://schemas.openxmlformats.org/drawingml/2006/picture">
                 <pic:pic xmlns:pic="http://schemas.openxmlformats.org/drawingml/2006/picture">
                   <pic:nvPicPr>
-                    <pic:cNvPr id="0" name=""/>
+                    <pic:cNvPr id="0" name="Picture 6"/>
                     <pic:cNvPicPr>
                       <a:picLocks noChangeAspect="1" noChangeArrowheads="1"/>
                     </pic:cNvPicPr>
                   </pic:nvPicPr>
                   <pic:blipFill>
-                    <a:blip r:embed="rId7"/>
+                    <a:blip r:embed="rId7" cstate="print">
+                      <a:extLst>
+                        <a:ext uri="{28A0092B-C50C-407E-A947-70E740481C1C}">
+                          <a14:useLocalDpi xmlns:a14="http://schemas.microsoft.com/office/drawing/2010/main" val="0"/>
+                        </a:ext>
+                      </a:extLst>
+                    </a:blip>
                     <a:srcRect/>
                     <a:stretch>
                       <a:fillRect/>
@@ -368,11 +282,15 @@
                   <pic:spPr bwMode="auto">
                     <a:xfrm>
                       <a:off x="0" y="0"/>
-                      <a:ext cx="3619500" cy="1714500"/>
+                      <a:ext cx="5909310" cy="3409315"/>
                     </a:xfrm>
                     <a:prstGeom prst="rect">
                       <a:avLst/>
                     </a:prstGeom>
+                    <a:noFill/>
+                    <a:ln>
+                      <a:noFill/>
+                    </a:ln>
                   </pic:spPr>
                 </pic:pic>
               </a:graphicData>
@@ -385,6 +303,9 @@
       <w:pPr>
         <w:spacing w:before="60" w:after="240"/>
         <w:jc w:val="center"/>
+        <w:rPr>
+          <w:rFonts w:hint="eastAsia"/>
+        </w:rPr>
       </w:pPr>
       <w:r>
         <w:rPr>
@@ -392,7 +313,35 @@
           <w:sz w:val="18"/>
           <w:szCs w:val="18"/>
         </w:rPr>
-        <w:t>[그림 1] 관측 파이프라인 - 3개 서비스가 Kafka로 연결되고, K3s와 외부 infra-server를 Grafana Alloy 하나로 모아 Tempo · Prometheus · Loki에 보낸다. 에이전트는 이 세 백엔드만 읽는다.</w:t>
+        <w:t>[그림 1] 관측 파이프라인 — K3s와 외부 인프라의 관측 데이터를 Grafana Alloy로 수집하고 Loki·Mimir·Tempo에 저장합니다. RCA-Agent는 세 저장소를 조회해 장애 원인을 분석합니다</w:t>
+      </w:r>
+      <w:r>
+        <w:rPr>
+          <w:rFonts w:hint="eastAsia"/>
+          <w:color w:val="595959"/>
+          <w:sz w:val="18"/>
+          <w:szCs w:val="18"/>
+        </w:rPr>
+        <w:t>.</w:t>
+      </w:r>
+    </w:p>
+    <w:p>
+      <w:pPr>
+        <w:pStyle w:val="1"/>
+      </w:pPr>
+      <w:r>
+        <w:t xml:space="preserve">2. </w:t>
+      </w:r>
+      <w:r>
+        <w:t>먼저 관측 데이터부터 검증했다</w:t>
+      </w:r>
+    </w:p>
+    <w:p>
+      <w:pPr>
+        <w:pStyle w:val="2"/>
+      </w:pPr>
+      <w:r>
+        <w:t>2.1 Brave vs OTel Agent - 전환 대신 실측</w:t>
       </w:r>
     </w:p>
     <w:p>
@@ -400,32 +349,14 @@
         <w:spacing w:after="120" w:line="300" w:lineRule="auto"/>
       </w:pPr>
       <w:r>
-        <w:t>핵심 원칙은 "탐색은 결정론적으로, 판단은 LLM으로"입니다. 흔한 형태인 tool-calling 루프를 일부러 쓰지 않았습니다. "루프가 더 낫다"는 주장은 루프 없는 기준선이 있어야 증명되는데, 루프부터 시작하면 비교 대상이 없기 때문입니다.</w:t>
-      </w:r>
-      <w:r>
-        <w:rPr>
-          <w:rStyle w:val="a6"/>
-        </w:rPr>
-        <w:footnoteReference w:id="1"/>
-      </w:r>
-      <w:r>
-        <w:t xml:space="preserve"> 부수적으로 단일 패스는 실패를 셋으로 나눠 줍니다 - (a) 신호는 왔는데 모델이 놓침, (b) 신호가 수집되지 않음, (c) 보고도 확정 불가. 이 분류가 다음 투자를 프롬프트에 할지, 수집에 할지, 코드 연동에 할지를 정합니다. 결과적으로 이 문서의 대부분은 (b) 이야기입니다.</w:t>
-      </w:r>
-    </w:p>
-    <w:p>
-      <w:pPr>
-        <w:pStyle w:val="1"/>
-      </w:pPr>
-      <w:r>
-        <w:t>2. Observability부터 검증했다</w:t>
-      </w:r>
-    </w:p>
-    <w:p>
-      <w:pPr>
-        <w:pStyle w:val="2"/>
-      </w:pPr>
-      <w:r>
-        <w:t>2.1 Brave vs OTel Agent - 전환 대신 실측</w:t>
+        <w:t xml:space="preserve">RCA-Agent를 만들기 전에 </w:t>
+      </w:r>
+      <w:r>
+        <w:rPr>
+          <w:b/>
+          <w:bCs/>
+        </w:rPr>
+        <w:t>현재 Trace만으로 장애 분석이 가능한지부터 확인했습니다.</w:t>
       </w:r>
     </w:p>
     <w:p>
@@ -433,23 +364,17 @@
         <w:spacing w:after="120" w:line="300" w:lineRule="auto"/>
       </w:pPr>
       <w:r>
-        <w:t xml:space="preserve">에이전트를 만들기 전에 현재 Trace가 장애 분석에 충분한지부터 확인했습니다. Kafka를 포함한 서비스 간 호출에서 계측 누락 가능성이 있어 OTel Agent 전환을 하나의 가설로 두었지만, 계측 기술을 먼저 바꾸는 대신 실제 E2E Trace를 측정했습니다. 확인할 것은 하나였습니다 - Kafka 경계를 넘어 동일 traceId가 실제로 </w:t>
-      </w:r>
-      <w:proofErr w:type="gramStart"/>
-      <w:r>
-        <w:t>이어지는가.</w:t>
-      </w:r>
-      <w:proofErr w:type="gramEnd"/>
-      <w:r>
-        <w:t xml:space="preserve"> 실측 결과 이어짐이 확인되어 48시간 A/B 테스트 없이 Brave 유지 · OTel A/B 미실행으로 의사결정을 닫았습니다(ADR-001). 여기서 중요한 것은 어떤 기술을 골랐는가가 아니라, 전환을 먼저 실행하지 않고 실제 요구사항 충족 여부를 측정한 뒤 결정했다는 점입니다.</w:t>
-      </w:r>
-    </w:p>
-    <w:p>
-      <w:pPr>
-        <w:pStyle w:val="2"/>
-      </w:pPr>
-      <w:r>
-        <w:t>2.2 검증 과정에서 확인한 계측 한계</w:t>
+        <w:t xml:space="preserve">Kafka를 포함한 서비스 간 호출에서 Trace가 끊길 가능성이 있어 </w:t>
+      </w:r>
+      <w:r>
+        <w:rPr>
+          <w:b/>
+          <w:bCs/>
+        </w:rPr>
+        <w:t>OTel Agent 전환을 하나의 해결책으로 검토했습니다.</w:t>
+      </w:r>
+      <w:r>
+        <w:t xml:space="preserve"> 하지만 계측 기술부터 바꾸는 대신, 먼저 실제 사용자 요청이 끝까지 연결되는지 측정했습니다.</w:t>
       </w:r>
     </w:p>
     <w:p>
@@ -457,8 +382,72 @@
         <w:spacing w:after="120" w:line="300" w:lineRule="auto"/>
       </w:pPr>
       <w:r>
-        <w:lastRenderedPageBreak/>
-        <w:t>다만 Trace 전체가 완벽하게 계측되는 것은 아니었습니다. 일부 외부 SDK 구간에 Span Gap이 남아 있고, 예를 들어 FCM 호출은 약 994ms가 걸리는데 해당 구간에 span이 없습니다. 그래서 이후로는 "Trace가 있다"와 "장애 원인을 판단하기에 충분한 Trace가 있다"를 다른 문제로 취급했고, 데이터의 존재가 아니라 Evidence로 활용 가능한 수준까지 전달됐는지를 검증 대상으로 삼았습니다.</w:t>
+        <w:t xml:space="preserve">댓글 작성 흐름을 기준으로 </w:t>
+      </w:r>
+      <w:r>
+        <w:rPr>
+          <w:b/>
+          <w:bCs/>
+        </w:rPr>
+        <w:t>HTTP → 서비스 → Kafka → DB</w:t>
+      </w:r>
+      <w:r>
+        <w:t xml:space="preserve">까지 E2E Trace를 확인했고, Kafka 경계를 넘어 </w:t>
+      </w:r>
+      <w:r>
+        <w:rPr>
+          <w:b/>
+          <w:bCs/>
+        </w:rPr>
+        <w:t>동일한 traceId가 유지되는지와 필요한 Span이 누락되지 않는지</w:t>
+      </w:r>
+      <w:r>
+        <w:t>를 검증했습니다.</w:t>
+      </w:r>
+    </w:p>
+    <w:p>
+      <w:pPr>
+        <w:spacing w:after="120" w:line="300" w:lineRule="auto"/>
+      </w:pPr>
+      <w:r>
+        <w:t xml:space="preserve">측정 결과, 서비스 간 Trace 연결과 실행 정보가 정상적으로 수집되어 </w:t>
+      </w:r>
+      <w:r>
+        <w:rPr>
+          <w:b/>
+          <w:bCs/>
+        </w:rPr>
+        <w:t>현재 계측 방식만으로도 RCA에 필요한 수준을 충족</w:t>
+      </w:r>
+      <w:r>
+        <w:t>했습니다.</w:t>
+      </w:r>
+    </w:p>
+    <w:p>
+      <w:pPr>
+        <w:spacing w:after="120" w:line="300" w:lineRule="auto"/>
+      </w:pPr>
+      <w:r>
+        <w:t>따라서</w:t>
+      </w:r>
+      <w:r>
+        <w:rPr>
+          <w:rFonts w:hint="eastAsia"/>
+        </w:rPr>
+        <w:t xml:space="preserve"> </w:t>
+      </w:r>
+      <w:r>
+        <w:t xml:space="preserve">기술 전환을 진행하지 않고 </w:t>
+      </w:r>
+      <w:r>
+        <w:rPr>
+          <w:b/>
+          <w:bCs/>
+        </w:rPr>
+        <w:t>Brave를 유지</w:t>
+      </w:r>
+      <w:r>
+        <w:t>했습니다.</w:t>
       </w:r>
     </w:p>
     <w:p>
@@ -499,12 +488,6 @@
         <w:gridCol w:w="5200"/>
       </w:tblGrid>
       <w:tr>
-        <w:tblPrEx>
-          <w:tblCellMar>
-            <w:top w:w="0" w:type="dxa"/>
-            <w:bottom w:w="0" w:type="dxa"/>
-          </w:tblCellMar>
-        </w:tblPrEx>
         <w:trPr>
           <w:tblHeader/>
         </w:trPr>
@@ -528,6 +511,7 @@
                 <w:b/>
                 <w:bCs/>
               </w:rPr>
+              <w:lastRenderedPageBreak/>
               <w:t>결함</w:t>
             </w:r>
           </w:p>
@@ -558,12 +542,6 @@
         </w:tc>
       </w:tr>
       <w:tr>
-        <w:tblPrEx>
-          <w:tblCellMar>
-            <w:top w:w="0" w:type="dxa"/>
-            <w:bottom w:w="0" w:type="dxa"/>
-          </w:tblCellMar>
-        </w:tblPrEx>
         <w:tc>
           <w:tcPr>
             <w:tcW w:w="3800" w:type="dxa"/>
@@ -613,12 +591,6 @@
         </w:tc>
       </w:tr>
       <w:tr>
-        <w:tblPrEx>
-          <w:tblCellMar>
-            <w:top w:w="0" w:type="dxa"/>
-            <w:bottom w:w="0" w:type="dxa"/>
-          </w:tblCellMar>
-        </w:tblPrEx>
         <w:tc>
           <w:tcPr>
             <w:tcW w:w="3800" w:type="dxa"/>
@@ -668,12 +640,6 @@
         </w:tc>
       </w:tr>
       <w:tr>
-        <w:tblPrEx>
-          <w:tblCellMar>
-            <w:top w:w="0" w:type="dxa"/>
-            <w:bottom w:w="0" w:type="dxa"/>
-          </w:tblCellMar>
-        </w:tblPrEx>
         <w:tc>
           <w:tcPr>
             <w:tcW w:w="3800" w:type="dxa"/>
@@ -723,12 +689,6 @@
         </w:tc>
       </w:tr>
       <w:tr>
-        <w:tblPrEx>
-          <w:tblCellMar>
-            <w:top w:w="0" w:type="dxa"/>
-            <w:bottom w:w="0" w:type="dxa"/>
-          </w:tblCellMar>
-        </w:tblPrEx>
         <w:tc>
           <w:tcPr>
             <w:tcW w:w="3800" w:type="dxa"/>
@@ -819,60 +779,49 @@
         <w:spacing w:after="120" w:line="300" w:lineRule="auto"/>
       </w:pPr>
       <w:r>
-        <w:t xml:space="preserve">MongoDB를 23초 세우는 장애를 주입했습니다. 주입은 사양대로 났고 스윕 창도 주입을 포함했는데, 탐색이 창을 좁히면서 장애 시작 1초 전에서 끊었습니다(장애 05:22:01~05:22:38Z ↔ 좁힌 창 끝 </w:t>
-      </w:r>
+        <w:t>MongoDB를 23초 세우는 장애를 주입했습니다. 주입은 사양대로 났고 스윕 창도 주입을 포함했는데, 탐색이 창을 좁히면서 장애 시작 1초 전에서 끊었습니다(장애 05:22:01~05:22:38Z ↔ 좁힌 창 끝 05:22:00Z). 결과는 4 / 100.</w:t>
+      </w:r>
+      <w:r>
+        <w:rPr>
+          <w:rStyle w:val="a6"/>
+        </w:rPr>
+        <w:footnoteReference w:id="1"/>
+      </w:r>
+      <w:r>
+        <w:t xml:space="preserve"> 처음에는 원인이 명확해 보였습니다 - "창이 좁아서 놓쳤다."</w:t>
+      </w:r>
+    </w:p>
+    <w:p>
+      <w:pPr>
+        <w:pStyle w:val="2"/>
+      </w:pPr>
+      <w:r>
+        <w:t>4.2 채널별 역추적 - 가설이 틀렸다</w:t>
+      </w:r>
+    </w:p>
+    <w:p>
+      <w:pPr>
+        <w:spacing w:after="120" w:line="300" w:lineRule="auto"/>
+      </w:pPr>
+      <w:r>
+        <w:t xml:space="preserve">규칙대로 채널 원본을 직접 열어 보니 반대였습니다. Trace는 </w:t>
+      </w:r>
+      <w:r>
+        <w:rPr>
+          <w:rFonts w:ascii="Consolas" w:eastAsia="Consolas" w:hAnsi="Consolas" w:cs="Consolas"/>
+        </w:rPr>
+        <w:t>{status=error}</w:t>
+      </w:r>
+      <w:r>
+        <w:t>에 05:22가 없고(에러가 아니라 23초 지연이었습니다), Log는 ERROR|WARN 기준으로 판별력이 없었으며, Metric은 step=5m이라 단기 장애를 포착하지 못했습니다. 즉 창을 다시 넓혀도 장애 후보를 만들 Signal 자체가 부족했습니다. 부족한 것은 범위가 아니라 채널 종류와 해상도였고, 커버리지는 둘의 곱이라는 것을 여기서 배웠습니다.</w:t>
+      </w:r>
+    </w:p>
+    <w:p>
+      <w:pPr>
+        <w:pStyle w:val="2"/>
+      </w:pPr>
       <w:r>
         <w:lastRenderedPageBreak/>
-        <w:t xml:space="preserve">05:22:00Z). 결과는 </w:t>
-      </w:r>
-      <w:proofErr w:type="gramStart"/>
-      <w:r>
-        <w:t>4 /</w:t>
-      </w:r>
-      <w:proofErr w:type="gramEnd"/>
-      <w:r>
-        <w:t xml:space="preserve"> 100.</w:t>
-      </w:r>
-      <w:r>
-        <w:rPr>
-          <w:rStyle w:val="a6"/>
-        </w:rPr>
-        <w:footnoteReference w:id="2"/>
-      </w:r>
-      <w:r>
-        <w:t xml:space="preserve"> 처음에는 원인이 명확해 보였습니다 - "창이 좁아서 놓쳤다."</w:t>
-      </w:r>
-    </w:p>
-    <w:p>
-      <w:pPr>
-        <w:pStyle w:val="2"/>
-      </w:pPr>
-      <w:r>
-        <w:t>4.2 채널별 역추적 - 가설이 틀렸다</w:t>
-      </w:r>
-    </w:p>
-    <w:p>
-      <w:pPr>
-        <w:spacing w:after="120" w:line="300" w:lineRule="auto"/>
-      </w:pPr>
-      <w:r>
-        <w:t xml:space="preserve">규칙대로 채널 원본을 직접 열어 보니 반대였습니다. Trace는 </w:t>
-      </w:r>
-      <w:r>
-        <w:rPr>
-          <w:rFonts w:ascii="Consolas" w:eastAsia="Consolas" w:hAnsi="Consolas" w:cs="Consolas"/>
-        </w:rPr>
-        <w:t>{status=error}</w:t>
-      </w:r>
-      <w:r>
-        <w:t>에 05:22가 없고(에러가 아니라 23초 지연이었습니다), Log는 ERROR|WARN 기준으로 판별력이 없었으며, Metric은 step=5m이라 단기 장애를 포착하지 못했습니다. 즉 창을 다시 넓혀도 장애 후보를 만들 Signal 자체가 부족했습니다. 부족한 것은 범위가 아니라 채널 종류와 해상도였고, 커버리지는 둘의 곱이라는 것을 여기서 배웠습니다.</w:t>
-      </w:r>
-    </w:p>
-    <w:p>
-      <w:pPr>
-        <w:pStyle w:val="2"/>
-      </w:pPr>
-      <w:r>
         <w:t>4.3 두 종류의 개선 - 4 → 85 → 100</w:t>
       </w:r>
     </w:p>
@@ -892,7 +841,7 @@
         <w:rPr>
           <w:rStyle w:val="a6"/>
         </w:rPr>
-        <w:footnoteReference w:id="3"/>
+        <w:footnoteReference w:id="2"/>
       </w:r>
     </w:p>
     <w:p>
@@ -953,19 +902,7 @@
         <w:spacing w:after="120" w:line="300" w:lineRule="auto"/>
       </w:pPr>
       <w:r>
-        <w:t>비용을 분해하면 탐색 2</w:t>
-      </w:r>
-      <w:proofErr w:type="gramStart"/>
-      <w:r>
-        <w:t>% /</w:t>
-      </w:r>
-      <w:proofErr w:type="gramEnd"/>
-      <w:r>
-        <w:t xml:space="preserve"> 분석 98%였고, 분석 입력은 Trace 47% · Log 42%였습니다. 처음에는 Loki </w:t>
-      </w:r>
-      <w:r>
-        <w:lastRenderedPageBreak/>
-        <w:t xml:space="preserve">step을 5m → 1m으로 줄여 Log를 깎으려 했는데, 크기는 그대로였고 비용이 약 3% 늘었습니다. 원인은 </w:t>
+        <w:t xml:space="preserve">비용을 분해하면 탐색 2% / 분석 98%였고, 분석 입력은 Trace 47% · Log 42%였습니다. 처음에는 Loki step을 5m → 1m으로 줄여 Log를 깎으려 했는데, 크기는 그대로였고 비용이 약 3% 늘었습니다. 원인은 </w:t>
       </w:r>
       <w:r>
         <w:rPr>
@@ -1001,12 +938,6 @@
         <w:gridCol w:w="2600"/>
       </w:tblGrid>
       <w:tr>
-        <w:tblPrEx>
-          <w:tblCellMar>
-            <w:top w:w="0" w:type="dxa"/>
-            <w:bottom w:w="0" w:type="dxa"/>
-          </w:tblCellMar>
-        </w:tblPrEx>
         <w:trPr>
           <w:tblHeader/>
         </w:trPr>
@@ -1108,12 +1039,6 @@
         </w:tc>
       </w:tr>
       <w:tr>
-        <w:tblPrEx>
-          <w:tblCellMar>
-            <w:top w:w="0" w:type="dxa"/>
-            <w:bottom w:w="0" w:type="dxa"/>
-          </w:tblCellMar>
-        </w:tblPrEx>
         <w:tc>
           <w:tcPr>
             <w:tcW w:w="2600" w:type="dxa"/>
@@ -1192,12 +1117,6 @@
         </w:tc>
       </w:tr>
       <w:tr>
-        <w:tblPrEx>
-          <w:tblCellMar>
-            <w:top w:w="0" w:type="dxa"/>
-            <w:bottom w:w="0" w:type="dxa"/>
-          </w:tblCellMar>
-        </w:tblPrEx>
         <w:tc>
           <w:tcPr>
             <w:tcW w:w="2600" w:type="dxa"/>
@@ -1251,15 +1170,7 @@
               <w:spacing w:line="280" w:lineRule="auto"/>
             </w:pPr>
             <w:r>
-              <w:t>32</w:t>
-            </w:r>
-            <w:proofErr w:type="gramStart"/>
-            <w:r>
-              <w:t>회 /</w:t>
-            </w:r>
-            <w:proofErr w:type="gramEnd"/>
-            <w:r>
-              <w:t xml:space="preserve"> 12개 클래스</w:t>
+              <w:t>32회 / 12개 클래스</w:t>
             </w:r>
           </w:p>
         </w:tc>
@@ -1343,12 +1254,6 @@
         <w:gridCol w:w="6600"/>
       </w:tblGrid>
       <w:tr>
-        <w:tblPrEx>
-          <w:tblCellMar>
-            <w:top w:w="0" w:type="dxa"/>
-            <w:bottom w:w="0" w:type="dxa"/>
-          </w:tblCellMar>
-        </w:tblPrEx>
         <w:trPr>
           <w:tblHeader/>
         </w:trPr>
@@ -1402,12 +1307,6 @@
         </w:tc>
       </w:tr>
       <w:tr>
-        <w:tblPrEx>
-          <w:tblCellMar>
-            <w:top w:w="0" w:type="dxa"/>
-            <w:bottom w:w="0" w:type="dxa"/>
-          </w:tblCellMar>
-        </w:tblPrEx>
         <w:tc>
           <w:tcPr>
             <w:tcW w:w="2400" w:type="dxa"/>
@@ -1448,12 +1347,6 @@
         </w:tc>
       </w:tr>
       <w:tr>
-        <w:tblPrEx>
-          <w:tblCellMar>
-            <w:top w:w="0" w:type="dxa"/>
-            <w:bottom w:w="0" w:type="dxa"/>
-          </w:tblCellMar>
-        </w:tblPrEx>
         <w:tc>
           <w:tcPr>
             <w:tcW w:w="2400" w:type="dxa"/>
@@ -1494,12 +1387,6 @@
         </w:tc>
       </w:tr>
       <w:tr>
-        <w:tblPrEx>
-          <w:tblCellMar>
-            <w:top w:w="0" w:type="dxa"/>
-            <w:bottom w:w="0" w:type="dxa"/>
-          </w:tblCellMar>
-        </w:tblPrEx>
         <w:tc>
           <w:tcPr>
             <w:tcW w:w="2400" w:type="dxa"/>
@@ -1540,12 +1427,6 @@
         </w:tc>
       </w:tr>
       <w:tr>
-        <w:tblPrEx>
-          <w:tblCellMar>
-            <w:top w:w="0" w:type="dxa"/>
-            <w:bottom w:w="0" w:type="dxa"/>
-          </w:tblCellMar>
-        </w:tblPrEx>
         <w:tc>
           <w:tcPr>
             <w:tcW w:w="2400" w:type="dxa"/>
@@ -1561,7 +1442,6 @@
               <w:spacing w:line="280" w:lineRule="auto"/>
             </w:pPr>
             <w:r>
-              <w:lastRenderedPageBreak/>
               <w:t>채점 불가</w:t>
             </w:r>
           </w:p>
@@ -1613,71 +1493,11 @@
         <w:spacing w:after="120" w:line="300" w:lineRule="auto"/>
       </w:pPr>
       <w:r>
-        <w:t xml:space="preserve">초기 채점 불가 4건이 전부 에이전트가 아니라 앵커의 결함이었습니다(부적합률 67% → 33%). 채점 항목도 v1(근본 </w:t>
-      </w:r>
-      <w:proofErr w:type="gramStart"/>
-      <w:r>
-        <w:t>40 /</w:t>
-      </w:r>
-      <w:proofErr w:type="gramEnd"/>
-      <w:r>
-        <w:t xml:space="preserve"> 근거 </w:t>
-      </w:r>
-      <w:proofErr w:type="gramStart"/>
-      <w:r>
-        <w:t>30 /</w:t>
-      </w:r>
-      <w:proofErr w:type="gramEnd"/>
-      <w:r>
-        <w:t xml:space="preserve"> 오귀인 </w:t>
-      </w:r>
-      <w:proofErr w:type="gramStart"/>
-      <w:r>
-        <w:t>20 /</w:t>
-      </w:r>
-      <w:proofErr w:type="gramEnd"/>
-      <w:r>
-        <w:t xml:space="preserve"> 조치 10)에서 v3(원인 </w:t>
-      </w:r>
-      <w:proofErr w:type="gramStart"/>
-      <w:r>
-        <w:t>40 /</w:t>
-      </w:r>
-      <w:proofErr w:type="gramEnd"/>
-      <w:r>
-        <w:t xml:space="preserve"> 근거 </w:t>
-      </w:r>
-      <w:proofErr w:type="gramStart"/>
-      <w:r>
-        <w:t>25 /</w:t>
-      </w:r>
-      <w:proofErr w:type="gramEnd"/>
-      <w:r>
-        <w:t xml:space="preserve"> 탐색 </w:t>
-      </w:r>
-      <w:proofErr w:type="gramStart"/>
-      <w:r>
-        <w:t>15 /</w:t>
-      </w:r>
-      <w:proofErr w:type="gramEnd"/>
-      <w:r>
-        <w:t xml:space="preserve"> 영향 </w:t>
-      </w:r>
-      <w:proofErr w:type="gramStart"/>
-      <w:r>
-        <w:t>10 /</w:t>
-      </w:r>
-      <w:proofErr w:type="gramEnd"/>
-      <w:r>
-        <w:t xml:space="preserve"> 오귀인 </w:t>
-      </w:r>
-      <w:proofErr w:type="gramStart"/>
-      <w:r>
-        <w:t>5 /</w:t>
-      </w:r>
-      <w:proofErr w:type="gramEnd"/>
-      <w:r>
-        <w:t xml:space="preserve"> 조치 5)로 바꿨습니다. 근본 40이 원인과 영향을 함께 담아 감점 전액이 영향 오판인 회차가 원인을 틀린 것처럼 읽혔고, 오귀인 20은 11회 전부 만점이라 척도가 아니었습니다. v3에서 중간 구간을 넣자 12회 만에 첫 비만점이 나왔습니다 - 문항이 아니라 자를 바꿔서 변별력이 생겼습니다. 그래서 v1과 v3 총점을 나란히 두고 개선이라 말하지 않습니다.</w:t>
+        <w:t xml:space="preserve">초기 채점 불가 4건이 전부 에이전트가 아니라 앵커의 결함이었습니다(부적합률 67% → 33%). 채점 항목도 v1(근본 40 / 근거 30 / 오귀인 20 / 조치 10)에서 v3(원인 40 / 근거 25 / 탐색 15 / 영향 10 / 오귀인 5 / 조치 5)로 바꿨습니다. 근본 40이 원인과 영향을 함께 담아 감점 전액이 영향 오판인 회차가 원인을 틀린 것처럼 읽혔고, 오귀인 20은 11회 전부 만점이라 척도가 아니었습니다. v3에서 중간 구간을 넣자 12회 만에 첫 비만점이 나왔습니다 - 문항이 아니라 자를 바꿔서 변별력이 생겼습니다. 그래서 v1과 </w:t>
+      </w:r>
+      <w:r>
+        <w:lastRenderedPageBreak/>
+        <w:t>v3 총점을 나란히 두고 개선이라 말하지 않습니다.</w:t>
       </w:r>
     </w:p>
     <w:p>
@@ -1721,7 +1541,6 @@
         <w:rPr>
           <w:noProof/>
         </w:rPr>
-        <w:lastRenderedPageBreak/>
         <w:drawing>
           <wp:inline distT="0" distB="0" distL="0" distR="0" wp14:anchorId="5A709BC7" wp14:editId="2D1512A9">
             <wp:extent cx="4095750" cy="4019550"/>
@@ -1773,43 +1592,7 @@
           <w:sz w:val="18"/>
           <w:szCs w:val="18"/>
         </w:rPr>
-        <w:t>[그림 2] (a) traceId 입력 · 루브릭 v1 · N=</w:t>
-      </w:r>
-      <w:proofErr w:type="gramStart"/>
-      <w:r>
-        <w:rPr>
-          <w:color w:val="595959"/>
-          <w:sz w:val="18"/>
-          <w:szCs w:val="18"/>
-        </w:rPr>
-        <w:t>1 /</w:t>
-      </w:r>
-      <w:proofErr w:type="gramEnd"/>
-      <w:r>
-        <w:rPr>
-          <w:color w:val="595959"/>
-          <w:sz w:val="18"/>
-          <w:szCs w:val="18"/>
-        </w:rPr>
-        <w:t xml:space="preserve"> (b) 자연어 입력 · 앵커 v2 · 루브릭 v</w:t>
-      </w:r>
-      <w:proofErr w:type="gramStart"/>
-      <w:r>
-        <w:rPr>
-          <w:color w:val="595959"/>
-          <w:sz w:val="18"/>
-          <w:szCs w:val="18"/>
-        </w:rPr>
-        <w:t>3 /</w:t>
-      </w:r>
-      <w:proofErr w:type="gramEnd"/>
-      <w:r>
-        <w:rPr>
-          <w:color w:val="595959"/>
-          <w:sz w:val="18"/>
-          <w:szCs w:val="18"/>
-        </w:rPr>
-        <w:t xml:space="preserve"> (c) 입력 토큰 - 회색이 CLI 고정 오버헤드, 색이 실제 컨텍스트. (a)와 (b)는 자가 달라 직접 비교하지 않는다.</w:t>
+        <w:t>[그림 2] (a) traceId 입력 · 루브릭 v1 · N=1 / (b) 자연어 입력 · 앵커 v2 · 루브릭 v3 / (c) 입력 토큰 - 회색이 CLI 고정 오버헤드, 색이 실제 컨텍스트. (a)와 (b)는 자가 달라 직접 비교하지 않는다.</w:t>
       </w:r>
     </w:p>
     <w:p>
@@ -1851,12 +1634,6 @@
         <w:gridCol w:w="5300"/>
       </w:tblGrid>
       <w:tr>
-        <w:tblPrEx>
-          <w:tblCellMar>
-            <w:top w:w="0" w:type="dxa"/>
-            <w:bottom w:w="0" w:type="dxa"/>
-          </w:tblCellMar>
-        </w:tblPrEx>
         <w:trPr>
           <w:tblHeader/>
         </w:trPr>
@@ -1880,6 +1657,7 @@
                 <w:b/>
                 <w:bCs/>
               </w:rPr>
+              <w:lastRenderedPageBreak/>
               <w:t>문항</w:t>
             </w:r>
           </w:p>
@@ -1934,12 +1712,6 @@
         </w:tc>
       </w:tr>
       <w:tr>
-        <w:tblPrEx>
-          <w:tblCellMar>
-            <w:top w:w="0" w:type="dxa"/>
-            <w:bottom w:w="0" w:type="dxa"/>
-          </w:tblCellMar>
-        </w:tblPrEx>
         <w:tc>
           <w:tcPr>
             <w:tcW w:w="1500" w:type="dxa"/>
@@ -1999,12 +1771,6 @@
         </w:tc>
       </w:tr>
       <w:tr>
-        <w:tblPrEx>
-          <w:tblCellMar>
-            <w:top w:w="0" w:type="dxa"/>
-            <w:bottom w:w="0" w:type="dxa"/>
-          </w:tblCellMar>
-        </w:tblPrEx>
         <w:tc>
           <w:tcPr>
             <w:tcW w:w="1500" w:type="dxa"/>
@@ -2064,12 +1830,6 @@
         </w:tc>
       </w:tr>
       <w:tr>
-        <w:tblPrEx>
-          <w:tblCellMar>
-            <w:top w:w="0" w:type="dxa"/>
-            <w:bottom w:w="0" w:type="dxa"/>
-          </w:tblCellMar>
-        </w:tblPrEx>
         <w:tc>
           <w:tcPr>
             <w:tcW w:w="1500" w:type="dxa"/>
@@ -2129,12 +1889,6 @@
         </w:tc>
       </w:tr>
       <w:tr>
-        <w:tblPrEx>
-          <w:tblCellMar>
-            <w:top w:w="0" w:type="dxa"/>
-            <w:bottom w:w="0" w:type="dxa"/>
-          </w:tblCellMar>
-        </w:tblPrEx>
         <w:tc>
           <w:tcPr>
             <w:tcW w:w="1500" w:type="dxa"/>
@@ -2194,12 +1948,6 @@
         </w:tc>
       </w:tr>
       <w:tr>
-        <w:tblPrEx>
-          <w:tblCellMar>
-            <w:top w:w="0" w:type="dxa"/>
-            <w:bottom w:w="0" w:type="dxa"/>
-          </w:tblCellMar>
-        </w:tblPrEx>
         <w:tc>
           <w:tcPr>
             <w:tcW w:w="1500" w:type="dxa"/>
@@ -2259,12 +2007,6 @@
         </w:tc>
       </w:tr>
       <w:tr>
-        <w:tblPrEx>
-          <w:tblCellMar>
-            <w:top w:w="0" w:type="dxa"/>
-            <w:bottom w:w="0" w:type="dxa"/>
-          </w:tblCellMar>
-        </w:tblPrEx>
         <w:tc>
           <w:tcPr>
             <w:tcW w:w="1500" w:type="dxa"/>
@@ -2324,12 +2066,6 @@
         </w:tc>
       </w:tr>
       <w:tr>
-        <w:tblPrEx>
-          <w:tblCellMar>
-            <w:top w:w="0" w:type="dxa"/>
-            <w:bottom w:w="0" w:type="dxa"/>
-          </w:tblCellMar>
-        </w:tblPrEx>
         <w:tc>
           <w:tcPr>
             <w:tcW w:w="1500" w:type="dxa"/>
@@ -2399,11 +2135,7 @@
         <w:spacing w:after="120" w:line="300" w:lineRule="auto"/>
       </w:pPr>
       <w:r>
-        <w:t>편차 0이 곧 안정성은 아닙니다. CH-3의 0은 막힘의 재현, CH-2의 0은 신호가 전부 도달한 상태의 재현으로 뜻이 정반대인데 숫자는 같습니다. 그래서 채점표에 "정답 신호가 컨텍스트에 도달했는가"를 편차</w:t>
-      </w:r>
-      <w:r>
-        <w:lastRenderedPageBreak/>
-        <w:t>와 함께 남기도록 했습니다. Top-1 적중률 · Evidence Recall · 탐색 정밀도는 값을 비워 뒀습니다 - 정상 구간 문항을 아직 0회 돌려 "없는 원인을 지어내지 않는가"를 잰 적이 없고, 정밀도 없는 재현율은 지표가 아니기 때문입니다.</w:t>
+        <w:t>편차 0이 곧 안정성은 아닙니다. CH-3의 0은 막힘의 재현, CH-2의 0은 신호가 전부 도달한 상태의 재현으로 뜻이 정반대인데 숫자는 같습니다. 그래서 채점표에 "정답 신호가 컨텍스트에 도달했는가"를 편차와 함께 남기도록 했습니다. Top-1 적중률 · Evidence Recall · 탐색 정밀도는 값을 비워 뒀습니다 - 정상 구간 문항을 아직 0회 돌려 "없는 원인을 지어내지 않는가"를 잰 적이 없고, 정밀도 없는 재현율은 지표가 아니기 때문입니다.</w:t>
       </w:r>
     </w:p>
     <w:p>
@@ -2445,12 +2177,6 @@
         <w:gridCol w:w="3100"/>
       </w:tblGrid>
       <w:tr>
-        <w:tblPrEx>
-          <w:tblCellMar>
-            <w:top w:w="0" w:type="dxa"/>
-            <w:bottom w:w="0" w:type="dxa"/>
-          </w:tblCellMar>
-        </w:tblPrEx>
         <w:trPr>
           <w:tblHeader/>
         </w:trPr>
@@ -2528,12 +2254,6 @@
         </w:tc>
       </w:tr>
       <w:tr>
-        <w:tblPrEx>
-          <w:tblCellMar>
-            <w:top w:w="0" w:type="dxa"/>
-            <w:bottom w:w="0" w:type="dxa"/>
-          </w:tblCellMar>
-        </w:tblPrEx>
         <w:tc>
           <w:tcPr>
             <w:tcW w:w="2800" w:type="dxa"/>
@@ -2598,12 +2318,6 @@
         </w:tc>
       </w:tr>
       <w:tr>
-        <w:tblPrEx>
-          <w:tblCellMar>
-            <w:top w:w="0" w:type="dxa"/>
-            <w:bottom w:w="0" w:type="dxa"/>
-          </w:tblCellMar>
-        </w:tblPrEx>
         <w:tc>
           <w:tcPr>
             <w:tcW w:w="2800" w:type="dxa"/>
@@ -2683,12 +2397,6 @@
         </w:tc>
       </w:tr>
       <w:tr>
-        <w:tblPrEx>
-          <w:tblCellMar>
-            <w:top w:w="0" w:type="dxa"/>
-            <w:bottom w:w="0" w:type="dxa"/>
-          </w:tblCellMar>
-        </w:tblPrEx>
         <w:tc>
           <w:tcPr>
             <w:tcW w:w="2800" w:type="dxa"/>
@@ -2704,15 +2412,7 @@
               <w:spacing w:line="280" w:lineRule="auto"/>
             </w:pPr>
             <w:r>
-              <w:t xml:space="preserve">후보 </w:t>
-            </w:r>
-            <w:proofErr w:type="gramStart"/>
-            <w:r>
-              <w:t>선정 /</w:t>
-            </w:r>
-            <w:proofErr w:type="gramEnd"/>
-            <w:r>
-              <w:t xml:space="preserve"> 그 traceId의 로그</w:t>
+              <w:t>후보 선정 / 그 traceId의 로그</w:t>
             </w:r>
           </w:p>
         </w:tc>
@@ -2730,13 +2430,8 @@
             <w:pPr>
               <w:spacing w:line="280" w:lineRule="auto"/>
             </w:pPr>
-            <w:proofErr w:type="gramStart"/>
-            <w:r>
-              <w:t>탈락 /</w:t>
-            </w:r>
-            <w:proofErr w:type="gramEnd"/>
-            <w:r>
-              <w:t xml:space="preserve"> 37줄 · 전부 헬스체크</w:t>
+            <w:r>
+              <w:t>탈락 / 37줄 · 전부 헬스체크</w:t>
             </w:r>
           </w:p>
         </w:tc>
@@ -2754,13 +2449,8 @@
             <w:pPr>
               <w:spacing w:line="280" w:lineRule="auto"/>
             </w:pPr>
-            <w:proofErr w:type="gramStart"/>
-            <w:r>
-              <w:t>선택 /</w:t>
-            </w:r>
-            <w:proofErr w:type="gramEnd"/>
-            <w:r>
-              <w:t xml:space="preserve"> 132줄 · DLQ 발행 1 · 재처리 성공 1 · 실패 4</w:t>
+            <w:r>
+              <w:t>선택 / 132줄 · DLQ 발행 1 · 재처리 성공 1 · 실패 4</w:t>
             </w:r>
           </w:p>
         </w:tc>
@@ -2785,7 +2475,11 @@
         <w:t>trusted=false</w:t>
       </w:r>
       <w:r>
-        <w:t>로 남기고 정렬과 창 계산에서만 뺀다"고 적혀 있는데, 실제로는 수집 후보 목록에서도 빼고 있었습니다. 깨진 필드 하나가 정답 트레이스를 통째로 컨텍스트에서 지운 것이고, 검증은 장애 주입 없이 됩니다 - 깨진 값이 든 원본 응답이 그대로 저장돼 있어 단위 테스트 입력으로 쓰고, 성공 기준은 "후보 목록에 그 traceId가 들어오는가" 하나입니다.</w:t>
+        <w:t>로 남기고 정렬과 창 계산에</w:t>
+      </w:r>
+      <w:r>
+        <w:lastRenderedPageBreak/>
+        <w:t>서만 뺀다"고 적혀 있는데, 실제로는 수집 후보 목록에서도 빼고 있었습니다. 깨진 필드 하나가 정답 트레이스를 통째로 컨텍스트에서 지운 것이고, 검증은 장애 주입 없이 됩니다 - 깨진 값이 든 원본 응답이 그대로 저장돼 있어 단위 테스트 입력으로 쓰고, 성공 기준은 "후보 목록에 그 traceId가 들어오는가" 하나입니다.</w:t>
       </w:r>
     </w:p>
     <w:p>
@@ -2843,12 +2537,6 @@
         <w:gridCol w:w="8300"/>
       </w:tblGrid>
       <w:tr>
-        <w:tblPrEx>
-          <w:tblCellMar>
-            <w:top w:w="0" w:type="dxa"/>
-            <w:bottom w:w="0" w:type="dxa"/>
-          </w:tblCellMar>
-        </w:tblPrEx>
         <w:tc>
           <w:tcPr>
             <w:tcW w:w="700" w:type="dxa"/>
@@ -2891,46 +2579,31 @@
                 <w:sz w:val="18"/>
                 <w:szCs w:val="18"/>
               </w:rPr>
-              <w:t>RCA 성능의 상한은 LLM이 아니라 Signal Quality가 정할 수 있다 - 막힌 채널 수와 점수가 정렬됐다</w:t>
-            </w:r>
+              <w:t>RCA 성능의 상한은 LLM이 아니라 Signal Quality가 정할 수 있다 - 막힌 채널 수와 점수가 정렬됐다(0개 100 · 90 → 1개 88 → 2개 이상 76 · 53). 표본 5개라 상관은 주장하지 않고 다음 회차의 반증 대상으로 등록했다</w:t>
+            </w:r>
+          </w:p>
+        </w:tc>
+      </w:tr>
+      <w:tr>
+        <w:tc>
+          <w:tcPr>
+            <w:tcW w:w="700" w:type="dxa"/>
+            <w:tcMar>
+              <w:top w:w="60" w:type="dxa"/>
+              <w:left w:w="100" w:type="dxa"/>
+              <w:bottom w:w="60" w:type="dxa"/>
+              <w:right w:w="100" w:type="dxa"/>
+            </w:tcMar>
+          </w:tcPr>
+          <w:p>
+            <w:pPr>
+              <w:spacing w:line="280" w:lineRule="auto"/>
+            </w:pPr>
             <w:r>
               <w:rPr>
                 <w:sz w:val="18"/>
                 <w:szCs w:val="18"/>
               </w:rPr>
-              <w:lastRenderedPageBreak/>
-              <w:t>(0개 100 · 90 → 1개 88 → 2개 이상 76 · 53). 표본 5개라 상관은 주장하지 않고 다음 회차의 반증 대상으로 등록했다</w:t>
-            </w:r>
-          </w:p>
-        </w:tc>
-      </w:tr>
-      <w:tr>
-        <w:tblPrEx>
-          <w:tblCellMar>
-            <w:top w:w="0" w:type="dxa"/>
-            <w:bottom w:w="0" w:type="dxa"/>
-          </w:tblCellMar>
-        </w:tblPrEx>
-        <w:tc>
-          <w:tcPr>
-            <w:tcW w:w="700" w:type="dxa"/>
-            <w:tcMar>
-              <w:top w:w="60" w:type="dxa"/>
-              <w:left w:w="100" w:type="dxa"/>
-              <w:bottom w:w="60" w:type="dxa"/>
-              <w:right w:w="100" w:type="dxa"/>
-            </w:tcMar>
-          </w:tcPr>
-          <w:p>
-            <w:pPr>
-              <w:spacing w:line="280" w:lineRule="auto"/>
-            </w:pPr>
-            <w:r>
-              <w:rPr>
-                <w:sz w:val="18"/>
-                <w:szCs w:val="18"/>
-              </w:rPr>
-              <w:lastRenderedPageBreak/>
               <w:t>2</w:t>
             </w:r>
           </w:p>
@@ -2960,12 +2633,6 @@
         </w:tc>
       </w:tr>
       <w:tr>
-        <w:tblPrEx>
-          <w:tblCellMar>
-            <w:top w:w="0" w:type="dxa"/>
-            <w:bottom w:w="0" w:type="dxa"/>
-          </w:tblCellMar>
-        </w:tblPrEx>
         <w:tc>
           <w:tcPr>
             <w:tcW w:w="700" w:type="dxa"/>
@@ -3014,12 +2681,6 @@
         </w:tc>
       </w:tr>
       <w:tr>
-        <w:tblPrEx>
-          <w:tblCellMar>
-            <w:top w:w="0" w:type="dxa"/>
-            <w:bottom w:w="0" w:type="dxa"/>
-          </w:tblCellMar>
-        </w:tblPrEx>
         <w:tc>
           <w:tcPr>
             <w:tcW w:w="700" w:type="dxa"/>
@@ -3068,12 +2729,6 @@
         </w:tc>
       </w:tr>
       <w:tr>
-        <w:tblPrEx>
-          <w:tblCellMar>
-            <w:top w:w="0" w:type="dxa"/>
-            <w:bottom w:w="0" w:type="dxa"/>
-          </w:tblCellMar>
-        </w:tblPrEx>
         <w:tc>
           <w:tcPr>
             <w:tcW w:w="700" w:type="dxa"/>
@@ -3138,7 +2793,7 @@
         <w:rPr>
           <w:rStyle w:val="a6"/>
         </w:rPr>
-        <w:footnoteReference w:id="4"/>
+        <w:footnoteReference w:id="3"/>
       </w:r>
       <w:r>
         <w:t xml:space="preserve"> "오버헤드는 상수다" → 하루에 20% 움직였다.</w:t>
@@ -3175,6 +2830,7 @@
         <w:spacing w:after="80" w:line="300" w:lineRule="auto"/>
       </w:pPr>
       <w:r>
+        <w:lastRenderedPageBreak/>
         <w:t>정상 문항 0회 - Precision · False Positive · Top-1 · Evidence Recall을 아직 완성된 지표로 제시하지 않는다.</w:t>
       </w:r>
     </w:p>
@@ -3243,7 +2899,6 @@
         <w:pStyle w:val="2"/>
       </w:pPr>
       <w:r>
-        <w:lastRenderedPageBreak/>
         <w:t>8.4 마무리</w:t>
       </w:r>
     </w:p>
@@ -3259,7 +2914,6 @@
       <w:pPr>
         <w:spacing w:after="120" w:line="300" w:lineRule="auto"/>
       </w:pPr>
-      <w:proofErr w:type="gramStart"/>
       <w:r>
         <w:rPr>
           <w:sz w:val="18"/>
@@ -3273,16 +2927,7 @@
           <w:sz w:val="18"/>
           <w:szCs w:val="18"/>
         </w:rPr>
-        <w:t>docs</w:t>
-      </w:r>
-      <w:proofErr w:type="gramEnd"/>
-      <w:r>
-        <w:rPr>
-          <w:color w:val="595959"/>
-          <w:sz w:val="18"/>
-          <w:szCs w:val="18"/>
-        </w:rPr>
-        <w:t>/scoring/(채점 대장) · docs/changes.md(변경 ID 색인) · docs/round-5·6/. 모든 수치는 이 기록과 대조했다.</w:t>
+        <w:t>docs/scoring/(채점 대장) · docs/changes.md(변경 ID 색인) · docs/round-5·6/. 모든 수치는 이 기록과 대조했다.</w:t>
       </w:r>
     </w:p>
     <w:sectPr>
@@ -3346,7 +2991,7 @@
           <w:sz w:val="18"/>
           <w:szCs w:val="18"/>
         </w:rPr>
-        <w:t xml:space="preserve"> 단일 패스 baseline - ADR-002(동일 트레이스 3회 입력 편차 ±0.3%). 계측 방식도 같은 방법으로 정했다 - OTel Agent 전환을 검토하다 48시간 A/B 대신 E2E 트레이스 실측을 먼저 해 Kafka 경계를 넘어 traceId가 이어짐을 확인하고 Brave 유지 · A/B 미실행으로 닫았다(ADR-001).</w:t>
+        <w:t xml:space="preserve"> 두 회차는 4분 간격 · 같은 주입 데이터라 완전히 독립적이지 않다. 재현된 것은 "같은 조건에서 결정적으로 4"이며 인용 시 함께 밝힌다.</w:t>
       </w:r>
     </w:p>
   </w:footnote>
@@ -3366,31 +3011,11 @@
           <w:sz w:val="18"/>
           <w:szCs w:val="18"/>
         </w:rPr>
-        <w:t xml:space="preserve"> 두 회차는 4분 간격 · 같은 주입 데이터라 완전히 독립적이지 않다. 재현된 것은 "같은 조건에서 결정적으로 4"이며 인용 시 함께 밝힌다.</w:t>
+        <w:t xml:space="preserve"> 반증 조건도 함께 적어 뒀다 - 필터를 뺐더니 무관 트레이스가 후보를 잠식하거나 정답이 수집 상한에 밀리면 원인은 필터가 아니라 상한이다.</w:t>
       </w:r>
     </w:p>
   </w:footnote>
   <w:footnote w:id="3">
-    <w:p>
-      <w:pPr>
-        <w:spacing w:after="40"/>
-      </w:pPr>
-      <w:r>
-        <w:rPr>
-          <w:rStyle w:val="a6"/>
-        </w:rPr>
-        <w:footnoteRef/>
-      </w:r>
-      <w:r>
-        <w:rPr>
-          <w:sz w:val="18"/>
-          <w:szCs w:val="18"/>
-        </w:rPr>
-        <w:t xml:space="preserve"> 반증 조건도 함께 적어 뒀다 - 필터를 뺐더니 무관 트레이스가 후보를 잠식하거나 정답이 수집 상한에 밀리면 원인은 필터가 아니라 상한이다.</w:t>
-      </w:r>
-    </w:p>
-  </w:footnote>
-  <w:footnote w:id="4">
     <w:p>
       <w:pPr>
         <w:spacing w:after="40"/>
